--- a/assets/cv/Dinh-Thi-To-Nhu-CV-ThienHai.docx
+++ b/assets/cv/Dinh-Thi-To-Nhu-CV-ThienHai.docx
@@ -115,7 +115,7 @@
           <w:sz w:val="21"/>
           <w:szCs w:val="21"/>
         </w:rPr>
-        <w:t xml:space="preserve">Cử nhân Marketing tốt nghiệp loại Giỏi, có kinh nghiệm thực tế trong Content Marketing, thiết kế hình ảnh/video sản phẩm, quản lý Fanpage và quảng cáo Facebook/Google Ads. Có khả năng theo dõi xu hướng thị trường, phân tích hiệu quả chiến dịch dựa trên dữ liệu và phối hợp hiệu quả với các phòng ban. Mong muốn phát triển toàn diện trong ngành Marketing và tạo ra những giá trị thực tế cho doanh nghiệp.</w:t>
+        <w:t xml:space="preserve">Cử nhân Marketing có kinh nghiệm thực tế trong Content Marketing, thiết kế hình ảnh/video sản phẩm, quản lý Fanpage và quảng cáo Facebook/Google Ads. Có khả năng theo dõi xu hướng thị trường, phân tích hiệu quả chiến dịch dựa trên dữ liệu và phối hợp hiệu quả với các phòng ban. Mong muốn phát triển toàn diện trong ngành Marketing và tạo ra những giá trị thực tế cho doanh nghiệp.</w:t>
       </w:r>
     </w:p>
     <w:p>
